--- a/00-首页/题组Word/习题书/第四篇-元素与分析/第四篇-元素与分析-99-综合题-教师版.docx
+++ b/00-首页/题组Word/习题书/第四篇-元素与分析/第四篇-元素与分析-99-综合题-教师版.docx
@@ -24412,435 +24412,14 @@
       <w:pPr>
         <w:pStyle w:val="BodyText"/>
       </w:pPr>
-      <m:oMathPara>
-        <m:oMathParaPr>
-          <m:jc m:val="center"/>
-          <m:ctrlPr>
-            <w:rPr>
-              <w:sz w:val="28"/>
-              <w:szCs w:val="28"/>
-            </w:rPr>
-          </m:ctrlPr>
-        </m:oMathParaPr>
-        <m:oMath>
-          <m:r>
-            <m:rPr>
-              <m:sty m:val="p"/>
-            </m:rPr>
-            <m:t>M</m:t>
-          </m:r>
-          <m:r>
-            <m:rPr>
-              <m:sty m:val="p"/>
-            </m:rPr>
-            <m:t>n</m:t>
-          </m:r>
-          <m:sSubSup>
-            <m:e>
-              <m:r>
-                <m:rPr>
-                  <m:sty m:val="p"/>
-                </m:rPr>
-                <m:t>O</m:t>
-              </m:r>
-            </m:e>
-            <m:sub>
-              <m:r>
-                <m:rPr>
-                  <m:sty m:val="p"/>
-                </m:rPr>
-                <m:t>4</m:t>
-              </m:r>
-            </m:sub>
-            <m:sup>
-              <m:r>
-                <m:rPr>
-                  <m:sty m:val="p"/>
-                </m:rPr>
-                <m:t>−</m:t>
-              </m:r>
-            </m:sup>
-          </m:sSubSup>
-          <m:limUpp>
-            <m:e>
-              <m:r>
-                <m:rPr>
-                  <m:sty m:val="p"/>
-                </m:rPr>
-                <m:t>→</m:t>
-              </m:r>
-            </m:e>
-            <m:lim>
-              <m:r>
-                <m:t>1.68</m:t>
-              </m:r>
-              <m:r>
-                <m:t> </m:t>
-              </m:r>
-              <m:r>
-                <m:rPr>
-                  <m:sty m:val="p"/>
-                </m:rPr>
-                <m:t>V</m:t>
-              </m:r>
-            </m:lim>
-          </m:limUpp>
-          <m:r>
-            <m:rPr>
-              <m:sty m:val="p"/>
-            </m:rPr>
-            <m:t>M</m:t>
-          </m:r>
-          <m:r>
-            <m:rPr>
-              <m:sty m:val="p"/>
-            </m:rPr>
-            <m:t>n</m:t>
-          </m:r>
-          <m:sSub>
-            <m:e>
-              <m:r>
-                <m:rPr>
-                  <m:sty m:val="p"/>
-                </m:rPr>
-                <m:t>O</m:t>
-              </m:r>
-            </m:e>
-            <m:sub>
-              <m:r>
-                <m:rPr>
-                  <m:sty m:val="p"/>
-                </m:rPr>
-                <m:t>2</m:t>
-              </m:r>
-            </m:sub>
-          </m:sSub>
-          <m:r>
-            <m:rPr>
-              <m:sty m:val="p"/>
-            </m:rPr>
-            <m:t>,</m:t>
-          </m:r>
-          <m:r>
-            <m:t> </m:t>
-          </m:r>
-          <m:r>
-            <m:rPr>
-              <m:sty m:val="p"/>
-            </m:rPr>
-            <m:t>M</m:t>
-          </m:r>
-          <m:r>
-            <m:rPr>
-              <m:sty m:val="p"/>
-            </m:rPr>
-            <m:t>n</m:t>
-          </m:r>
-          <m:sSubSup>
-            <m:e>
-              <m:r>
-                <m:rPr>
-                  <m:sty m:val="p"/>
-                </m:rPr>
-                <m:t>O</m:t>
-              </m:r>
-            </m:e>
-            <m:sub>
-              <m:r>
-                <m:rPr>
-                  <m:sty m:val="p"/>
-                </m:rPr>
-                <m:t>4</m:t>
-              </m:r>
-            </m:sub>
-            <m:sup>
-              <m:r>
-                <m:rPr>
-                  <m:sty m:val="p"/>
-                </m:rPr>
-                <m:t>−</m:t>
-              </m:r>
-            </m:sup>
-          </m:sSubSup>
-          <m:limUpp>
-            <m:e>
-              <m:r>
-                <m:rPr>
-                  <m:sty m:val="p"/>
-                </m:rPr>
-                <m:t>→</m:t>
-              </m:r>
-            </m:e>
-            <m:lim>
-              <m:r>
-                <m:t>0.56</m:t>
-              </m:r>
-              <m:r>
-                <m:t> </m:t>
-              </m:r>
-              <m:r>
-                <m:rPr>
-                  <m:sty m:val="p"/>
-                </m:rPr>
-                <m:t>V</m:t>
-              </m:r>
-            </m:lim>
-          </m:limUpp>
-          <m:r>
-            <m:rPr>
-              <m:sty m:val="p"/>
-            </m:rPr>
-            <m:t>M</m:t>
-          </m:r>
-          <m:r>
-            <m:rPr>
-              <m:sty m:val="p"/>
-            </m:rPr>
-            <m:t>n</m:t>
-          </m:r>
-          <m:sSubSup>
-            <m:e>
-              <m:r>
-                <m:rPr>
-                  <m:sty m:val="p"/>
-                </m:rPr>
-                <m:t>O</m:t>
-              </m:r>
-            </m:e>
-            <m:sub>
-              <m:r>
-                <m:rPr>
-                  <m:sty m:val="p"/>
-                </m:rPr>
-                <m:t>4</m:t>
-              </m:r>
-            </m:sub>
-            <m:sup>
-              <m:r>
-                <m:rPr>
-                  <m:sty m:val="p"/>
-                </m:rPr>
-                <m:t>2</m:t>
-              </m:r>
-              <m:r>
-                <m:rPr>
-                  <m:sty m:val="p"/>
-                </m:rPr>
-                <m:t>−</m:t>
-              </m:r>
-            </m:sup>
-          </m:sSubSup>
-          <m:limUpp>
-            <m:e>
-              <m:r>
-                <m:rPr>
-                  <m:sty m:val="p"/>
-                </m:rPr>
-                <m:t>→</m:t>
-              </m:r>
-            </m:e>
-            <m:lim>
-              <m:r>
-                <m:t>2.26</m:t>
-              </m:r>
-              <m:r>
-                <m:t> </m:t>
-              </m:r>
-              <m:r>
-                <m:rPr>
-                  <m:sty m:val="p"/>
-                </m:rPr>
-                <m:t>V</m:t>
-              </m:r>
-            </m:lim>
-          </m:limUpp>
-          <m:r>
-            <m:rPr>
-              <m:sty m:val="p"/>
-            </m:rPr>
-            <m:t>M</m:t>
-          </m:r>
-          <m:r>
-            <m:rPr>
-              <m:sty m:val="p"/>
-            </m:rPr>
-            <m:t>n</m:t>
-          </m:r>
-          <m:sSub>
-            <m:e>
-              <m:r>
-                <m:rPr>
-                  <m:sty m:val="p"/>
-                </m:rPr>
-                <m:t>O</m:t>
-              </m:r>
-            </m:e>
-            <m:sub>
-              <m:r>
-                <m:rPr>
-                  <m:sty m:val="p"/>
-                </m:rPr>
-                <m:t>2</m:t>
-              </m:r>
-            </m:sub>
-          </m:sSub>
-          <m:limUpp>
-            <m:e>
-              <m:r>
-                <m:rPr>
-                  <m:sty m:val="p"/>
-                </m:rPr>
-                <m:t>→</m:t>
-              </m:r>
-            </m:e>
-            <m:lim>
-              <m:r>
-                <m:t>0.95</m:t>
-              </m:r>
-              <m:r>
-                <m:t> </m:t>
-              </m:r>
-              <m:r>
-                <m:rPr>
-                  <m:sty m:val="p"/>
-                </m:rPr>
-                <m:t>V</m:t>
-              </m:r>
-            </m:lim>
-          </m:limUpp>
-          <m:r>
-            <m:rPr>
-              <m:sty m:val="p"/>
-            </m:rPr>
-            <m:t>M</m:t>
-          </m:r>
-          <m:sSup>
-            <m:e>
-              <m:r>
-                <m:rPr>
-                  <m:sty m:val="p"/>
-                </m:rPr>
-                <m:t>n</m:t>
-              </m:r>
-            </m:e>
-            <m:sup>
-              <m:r>
-                <m:rPr>
-                  <m:sty m:val="p"/>
-                </m:rPr>
-                <m:t>3</m:t>
-              </m:r>
-              <m:r>
-                <m:rPr>
-                  <m:sty m:val="p"/>
-                </m:rPr>
-                <m:t>+</m:t>
-              </m:r>
-            </m:sup>
-          </m:sSup>
-          <m:limUpp>
-            <m:e>
-              <m:r>
-                <m:rPr>
-                  <m:sty m:val="p"/>
-                </m:rPr>
-                <m:t>→</m:t>
-              </m:r>
-            </m:e>
-            <m:lim>
-              <m:r>
-                <m:t>1.51</m:t>
-              </m:r>
-              <m:r>
-                <m:t> </m:t>
-              </m:r>
-              <m:r>
-                <m:rPr>
-                  <m:sty m:val="p"/>
-                </m:rPr>
-                <m:t>V</m:t>
-              </m:r>
-            </m:lim>
-          </m:limUpp>
-          <m:r>
-            <m:rPr>
-              <m:sty m:val="p"/>
-            </m:rPr>
-            <m:t>M</m:t>
-          </m:r>
-          <m:sSup>
-            <m:e>
-              <m:r>
-                <m:rPr>
-                  <m:sty m:val="p"/>
-                </m:rPr>
-                <m:t>n</m:t>
-              </m:r>
-            </m:e>
-            <m:sup>
-              <m:r>
-                <m:rPr>
-                  <m:sty m:val="p"/>
-                </m:rPr>
-                <m:t>2</m:t>
-              </m:r>
-              <m:r>
-                <m:rPr>
-                  <m:sty m:val="p"/>
-                </m:rPr>
-                <m:t>+</m:t>
-              </m:r>
-            </m:sup>
-          </m:sSup>
-          <m:limUpp>
-            <m:e>
-              <m:r>
-                <m:rPr>
-                  <m:sty m:val="p"/>
-                </m:rPr>
-                <m:t>→</m:t>
-              </m:r>
-            </m:e>
-            <m:lim>
-              <m:r>
-                <m:rPr>
-                  <m:sty m:val="p"/>
-                </m:rPr>
-                <m:t>−</m:t>
-              </m:r>
-              <m:r>
-                <m:t>1.19</m:t>
-              </m:r>
-              <m:r>
-                <m:t> </m:t>
-              </m:r>
-              <m:r>
-                <m:rPr>
-                  <m:sty m:val="p"/>
-                </m:rPr>
-                <m:t>V</m:t>
-              </m:r>
-            </m:lim>
-          </m:limUpp>
-          <m:r>
-            <m:rPr>
-              <m:sty m:val="p"/>
-            </m:rPr>
-            <m:t>M</m:t>
-          </m:r>
-          <m:r>
-            <m:rPr>
-              <m:sty m:val="p"/>
-            </m:rPr>
-            <m:t>n</m:t>
-          </m:r>
-        </m:oMath>
-      </m:oMathPara>
-    </w:p>
-    <w:p>
-      <w:pPr>
-        <w:pStyle w:val="BlockText"/>
-      </w:pPr>
+      <w:r>
+        <w:rPr>
+          <w:rFonts w:ascii="Times New Roman" w:hAnsi="Times New Roman" w:eastAsia="Times New Roman" w:cs="Times New Roman"/>
+        </w:rPr>
+        <w:t xml:space="preserve">$$
+    \mathrm{MnO_4^-} \xrightarrow{1.68\ \mathrm{V}} \mathrm{MnO_2},\quad \mathrm{MnO_4^-} \xrightarrow{0.56\ \mathrm{V}} \mathrm{MnO_4^{2-}} \xrightarrow{2.26\ \mathrm{V}} \mathrm{MnO_2} \xrightarrow{0.95\ \mathrm{V}} \mathrm{Mn^{3+}} \xrightarrow{1.51\ \mathrm{V}} \mathrm{Mn^{2+}} \xrightarrow{-1.19\ \mathrm{V}} \mathrm{Mn}
+    &gt; </w:t>
+      </w:r>
       <w:r>
         <w:rPr>
           <w:rFonts w:hint="eastAsia" w:ascii="Times New Roman" w:hAnsi="Times New Roman" w:eastAsia="FangSong" w:cs="Times New Roman"/>
@@ -24875,20 +24454,7 @@
         <w:rPr>
           <w:rFonts w:ascii="Times New Roman" w:hAnsi="Times New Roman" w:eastAsia="Times New Roman" w:cs="Times New Roman"/>
         </w:rPr>
-        <w:t xml:space="preserve"> </w:t>
-      </w:r>
-      <w:r>
-        <w:rPr>
-          <w:rStyle w:val="VerbatimChar"/>
-          <w:rFonts w:ascii="Times New Roman" w:hAnsi="Times New Roman" w:eastAsia="Times New Roman" w:cs="Times New Roman"/>
-        </w:rPr>
-        <w:t xml:space="preserve">array</w:t>
-      </w:r>
-      <w:r>
-        <w:rPr>
-          <w:rFonts w:ascii="Times New Roman" w:hAnsi="Times New Roman" w:eastAsia="Times New Roman" w:cs="Times New Roman"/>
-        </w:rPr>
-        <w:t xml:space="preserve"> </w:t>
+        <w:t xml:space="preserve"> `array` </w:t>
       </w:r>
       <w:r>
         <w:rPr>
@@ -24924,20 +24490,13 @@
         <w:rPr>
           <w:rFonts w:hint="eastAsia" w:ascii="Times New Roman" w:hAnsi="Times New Roman" w:eastAsia="Times New Roman" w:cs="Times New Roman"/>
         </w:rPr>
-        <w:t>；</w:t>
-      </w:r>
-      <w:r>
-        <w:rPr>
-          <w:rStyle w:val="VerbatimChar"/>
-          <w:rFonts w:ascii="Times New Roman" w:hAnsi="Times New Roman" w:eastAsia="Times New Roman" w:cs="Times New Roman"/>
-        </w:rPr>
-        <w:t xml:space="preserve">1.68 V</w:t>
-      </w:r>
-      <w:r>
-        <w:rPr>
-          <w:rFonts w:ascii="Times New Roman" w:hAnsi="Times New Roman" w:eastAsia="Times New Roman" w:cs="Times New Roman"/>
-        </w:rPr>
-        <w:t xml:space="preserve"> </w:t>
+        <w:t>；`1.68</w:t>
+      </w:r>
+      <w:r>
+        <w:rPr>
+          <w:rFonts w:ascii="Times New Roman" w:hAnsi="Times New Roman" w:eastAsia="Times New Roman" w:cs="Times New Roman"/>
+        </w:rPr>
+        <w:t xml:space="preserve"> V` </w:t>
       </w:r>
       <w:r>
         <w:rPr>
@@ -24949,97 +24508,7 @@
         <w:rPr>
           <w:rFonts w:ascii="Times New Roman" w:hAnsi="Times New Roman" w:eastAsia="Times New Roman" w:cs="Times New Roman"/>
         </w:rPr>
-        <w:t xml:space="preserve"> </w:t>
-      </w:r>
-      <m:oMath>
-        <m:oMathPr>
-          <m:ctrlPr>
-            <w:rPr>
-              <w:sz w:val="28"/>
-              <w:szCs w:val="28"/>
-            </w:rPr>
-          </m:ctrlPr>
-        </m:oMathPr>
-        <m:r>
-          <m:rPr>
-            <m:sty m:val="p"/>
-          </m:rPr>
-          <m:t>M</m:t>
-        </m:r>
-        <m:r>
-          <m:rPr>
-            <m:sty m:val="p"/>
-          </m:rPr>
-          <m:t>n</m:t>
-        </m:r>
-        <m:sSubSup>
-          <m:e>
-            <m:r>
-              <m:rPr>
-                <m:sty m:val="p"/>
-              </m:rPr>
-              <m:t>O</m:t>
-            </m:r>
-          </m:e>
-          <m:sub>
-            <m:r>
-              <m:rPr>
-                <m:sty m:val="p"/>
-              </m:rPr>
-              <m:t>4</m:t>
-            </m:r>
-          </m:sub>
-          <m:sup>
-            <m:r>
-              <m:rPr>
-                <m:sty m:val="p"/>
-              </m:rPr>
-              <m:t>−</m:t>
-            </m:r>
-          </m:sup>
-        </m:sSubSup>
-        <m:r>
-          <m:rPr>
-            <m:sty m:val="p"/>
-          </m:rPr>
-          <m:t>/</m:t>
-        </m:r>
-        <m:r>
-          <m:rPr>
-            <m:sty m:val="p"/>
-          </m:rPr>
-          <m:t>M</m:t>
-        </m:r>
-        <m:r>
-          <m:rPr>
-            <m:sty m:val="p"/>
-          </m:rPr>
-          <m:t>n</m:t>
-        </m:r>
-        <m:sSub>
-          <m:e>
-            <m:r>
-              <m:rPr>
-                <m:sty m:val="p"/>
-              </m:rPr>
-              <m:t>O</m:t>
-            </m:r>
-          </m:e>
-          <m:sub>
-            <m:r>
-              <m:rPr>
-                <m:sty m:val="p"/>
-              </m:rPr>
-              <m:t>2</m:t>
-            </m:r>
-          </m:sub>
-        </m:sSub>
-      </m:oMath>
-      <w:r>
-        <w:rPr>
-          <w:rFonts w:ascii="Times New Roman" w:hAnsi="Times New Roman" w:eastAsia="Times New Roman" w:cs="Times New Roman"/>
-        </w:rPr>
-        <w:t xml:space="preserve"> </w:t>
+        <w:t xml:space="preserve"> $\mathrm{MnO_4^-}/\mathrm{MnO_2}$ </w:t>
       </w:r>
       <w:r>
         <w:rPr>
@@ -25052,6 +24521,13 @@
           <w:rFonts w:hint="eastAsia" w:ascii="Times New Roman" w:hAnsi="Times New Roman" w:eastAsia="Times New Roman" w:cs="Times New Roman"/>
         </w:rPr>
         <w:t>。</w:t>
+      </w:r>
+      <w:r>
+        <w:rPr>
+          <w:rFonts w:ascii="Times New Roman" w:hAnsi="Times New Roman" w:eastAsia="Times New Roman" w:cs="Times New Roman"/>
+        </w:rPr>
+        <w:t xml:space="preserve">
+    $$</w:t>
       </w:r>
     </w:p>
     <w:p>

--- a/00-首页/题组Word/习题书/第四篇-元素与分析/第四篇-元素与分析-99-综合题-教师版.docx
+++ b/00-首页/题组Word/习题书/第四篇-元素与分析/第四篇-元素与分析-99-综合题-教师版.docx
@@ -24412,14 +24412,435 @@
       <w:pPr>
         <w:pStyle w:val="BodyText"/>
       </w:pPr>
-      <w:r>
-        <w:rPr>
-          <w:rFonts w:ascii="Times New Roman" w:hAnsi="Times New Roman" w:eastAsia="Times New Roman" w:cs="Times New Roman"/>
-        </w:rPr>
-        <w:t xml:space="preserve">$$
-    \mathrm{MnO_4^-} \xrightarrow{1.68\ \mathrm{V}} \mathrm{MnO_2},\quad \mathrm{MnO_4^-} \xrightarrow{0.56\ \mathrm{V}} \mathrm{MnO_4^{2-}} \xrightarrow{2.26\ \mathrm{V}} \mathrm{MnO_2} \xrightarrow{0.95\ \mathrm{V}} \mathrm{Mn^{3+}} \xrightarrow{1.51\ \mathrm{V}} \mathrm{Mn^{2+}} \xrightarrow{-1.19\ \mathrm{V}} \mathrm{Mn}
-    &gt; </w:t>
-      </w:r>
+      <m:oMathPara>
+        <m:oMathParaPr>
+          <m:jc m:val="center"/>
+          <m:ctrlPr>
+            <w:rPr>
+              <w:sz w:val="28"/>
+              <w:szCs w:val="28"/>
+            </w:rPr>
+          </m:ctrlPr>
+        </m:oMathParaPr>
+        <m:oMath>
+          <m:r>
+            <m:rPr>
+              <m:sty m:val="p"/>
+            </m:rPr>
+            <m:t>M</m:t>
+          </m:r>
+          <m:r>
+            <m:rPr>
+              <m:sty m:val="p"/>
+            </m:rPr>
+            <m:t>n</m:t>
+          </m:r>
+          <m:sSubSup>
+            <m:e>
+              <m:r>
+                <m:rPr>
+                  <m:sty m:val="p"/>
+                </m:rPr>
+                <m:t>O</m:t>
+              </m:r>
+            </m:e>
+            <m:sub>
+              <m:r>
+                <m:rPr>
+                  <m:sty m:val="p"/>
+                </m:rPr>
+                <m:t>4</m:t>
+              </m:r>
+            </m:sub>
+            <m:sup>
+              <m:r>
+                <m:rPr>
+                  <m:sty m:val="p"/>
+                </m:rPr>
+                <m:t>−</m:t>
+              </m:r>
+            </m:sup>
+          </m:sSubSup>
+          <m:limUpp>
+            <m:e>
+              <m:r>
+                <m:rPr>
+                  <m:sty m:val="p"/>
+                </m:rPr>
+                <m:t>→</m:t>
+              </m:r>
+            </m:e>
+            <m:lim>
+              <m:r>
+                <m:t>1.68</m:t>
+              </m:r>
+              <m:r>
+                <m:t> </m:t>
+              </m:r>
+              <m:r>
+                <m:rPr>
+                  <m:sty m:val="p"/>
+                </m:rPr>
+                <m:t>V</m:t>
+              </m:r>
+            </m:lim>
+          </m:limUpp>
+          <m:r>
+            <m:rPr>
+              <m:sty m:val="p"/>
+            </m:rPr>
+            <m:t>M</m:t>
+          </m:r>
+          <m:r>
+            <m:rPr>
+              <m:sty m:val="p"/>
+            </m:rPr>
+            <m:t>n</m:t>
+          </m:r>
+          <m:sSub>
+            <m:e>
+              <m:r>
+                <m:rPr>
+                  <m:sty m:val="p"/>
+                </m:rPr>
+                <m:t>O</m:t>
+              </m:r>
+            </m:e>
+            <m:sub>
+              <m:r>
+                <m:rPr>
+                  <m:sty m:val="p"/>
+                </m:rPr>
+                <m:t>2</m:t>
+              </m:r>
+            </m:sub>
+          </m:sSub>
+          <m:r>
+            <m:rPr>
+              <m:sty m:val="p"/>
+            </m:rPr>
+            <m:t>,</m:t>
+          </m:r>
+          <m:r>
+            <m:t> </m:t>
+          </m:r>
+          <m:r>
+            <m:rPr>
+              <m:sty m:val="p"/>
+            </m:rPr>
+            <m:t>M</m:t>
+          </m:r>
+          <m:r>
+            <m:rPr>
+              <m:sty m:val="p"/>
+            </m:rPr>
+            <m:t>n</m:t>
+          </m:r>
+          <m:sSubSup>
+            <m:e>
+              <m:r>
+                <m:rPr>
+                  <m:sty m:val="p"/>
+                </m:rPr>
+                <m:t>O</m:t>
+              </m:r>
+            </m:e>
+            <m:sub>
+              <m:r>
+                <m:rPr>
+                  <m:sty m:val="p"/>
+                </m:rPr>
+                <m:t>4</m:t>
+              </m:r>
+            </m:sub>
+            <m:sup>
+              <m:r>
+                <m:rPr>
+                  <m:sty m:val="p"/>
+                </m:rPr>
+                <m:t>−</m:t>
+              </m:r>
+            </m:sup>
+          </m:sSubSup>
+          <m:limUpp>
+            <m:e>
+              <m:r>
+                <m:rPr>
+                  <m:sty m:val="p"/>
+                </m:rPr>
+                <m:t>→</m:t>
+              </m:r>
+            </m:e>
+            <m:lim>
+              <m:r>
+                <m:t>0.56</m:t>
+              </m:r>
+              <m:r>
+                <m:t> </m:t>
+              </m:r>
+              <m:r>
+                <m:rPr>
+                  <m:sty m:val="p"/>
+                </m:rPr>
+                <m:t>V</m:t>
+              </m:r>
+            </m:lim>
+          </m:limUpp>
+          <m:r>
+            <m:rPr>
+              <m:sty m:val="p"/>
+            </m:rPr>
+            <m:t>M</m:t>
+          </m:r>
+          <m:r>
+            <m:rPr>
+              <m:sty m:val="p"/>
+            </m:rPr>
+            <m:t>n</m:t>
+          </m:r>
+          <m:sSubSup>
+            <m:e>
+              <m:r>
+                <m:rPr>
+                  <m:sty m:val="p"/>
+                </m:rPr>
+                <m:t>O</m:t>
+              </m:r>
+            </m:e>
+            <m:sub>
+              <m:r>
+                <m:rPr>
+                  <m:sty m:val="p"/>
+                </m:rPr>
+                <m:t>4</m:t>
+              </m:r>
+            </m:sub>
+            <m:sup>
+              <m:r>
+                <m:rPr>
+                  <m:sty m:val="p"/>
+                </m:rPr>
+                <m:t>2</m:t>
+              </m:r>
+              <m:r>
+                <m:rPr>
+                  <m:sty m:val="p"/>
+                </m:rPr>
+                <m:t>−</m:t>
+              </m:r>
+            </m:sup>
+          </m:sSubSup>
+          <m:limUpp>
+            <m:e>
+              <m:r>
+                <m:rPr>
+                  <m:sty m:val="p"/>
+                </m:rPr>
+                <m:t>→</m:t>
+              </m:r>
+            </m:e>
+            <m:lim>
+              <m:r>
+                <m:t>2.26</m:t>
+              </m:r>
+              <m:r>
+                <m:t> </m:t>
+              </m:r>
+              <m:r>
+                <m:rPr>
+                  <m:sty m:val="p"/>
+                </m:rPr>
+                <m:t>V</m:t>
+              </m:r>
+            </m:lim>
+          </m:limUpp>
+          <m:r>
+            <m:rPr>
+              <m:sty m:val="p"/>
+            </m:rPr>
+            <m:t>M</m:t>
+          </m:r>
+          <m:r>
+            <m:rPr>
+              <m:sty m:val="p"/>
+            </m:rPr>
+            <m:t>n</m:t>
+          </m:r>
+          <m:sSub>
+            <m:e>
+              <m:r>
+                <m:rPr>
+                  <m:sty m:val="p"/>
+                </m:rPr>
+                <m:t>O</m:t>
+              </m:r>
+            </m:e>
+            <m:sub>
+              <m:r>
+                <m:rPr>
+                  <m:sty m:val="p"/>
+                </m:rPr>
+                <m:t>2</m:t>
+              </m:r>
+            </m:sub>
+          </m:sSub>
+          <m:limUpp>
+            <m:e>
+              <m:r>
+                <m:rPr>
+                  <m:sty m:val="p"/>
+                </m:rPr>
+                <m:t>→</m:t>
+              </m:r>
+            </m:e>
+            <m:lim>
+              <m:r>
+                <m:t>0.95</m:t>
+              </m:r>
+              <m:r>
+                <m:t> </m:t>
+              </m:r>
+              <m:r>
+                <m:rPr>
+                  <m:sty m:val="p"/>
+                </m:rPr>
+                <m:t>V</m:t>
+              </m:r>
+            </m:lim>
+          </m:limUpp>
+          <m:r>
+            <m:rPr>
+              <m:sty m:val="p"/>
+            </m:rPr>
+            <m:t>M</m:t>
+          </m:r>
+          <m:sSup>
+            <m:e>
+              <m:r>
+                <m:rPr>
+                  <m:sty m:val="p"/>
+                </m:rPr>
+                <m:t>n</m:t>
+              </m:r>
+            </m:e>
+            <m:sup>
+              <m:r>
+                <m:rPr>
+                  <m:sty m:val="p"/>
+                </m:rPr>
+                <m:t>3</m:t>
+              </m:r>
+              <m:r>
+                <m:rPr>
+                  <m:sty m:val="p"/>
+                </m:rPr>
+                <m:t>+</m:t>
+              </m:r>
+            </m:sup>
+          </m:sSup>
+          <m:limUpp>
+            <m:e>
+              <m:r>
+                <m:rPr>
+                  <m:sty m:val="p"/>
+                </m:rPr>
+                <m:t>→</m:t>
+              </m:r>
+            </m:e>
+            <m:lim>
+              <m:r>
+                <m:t>1.51</m:t>
+              </m:r>
+              <m:r>
+                <m:t> </m:t>
+              </m:r>
+              <m:r>
+                <m:rPr>
+                  <m:sty m:val="p"/>
+                </m:rPr>
+                <m:t>V</m:t>
+              </m:r>
+            </m:lim>
+          </m:limUpp>
+          <m:r>
+            <m:rPr>
+              <m:sty m:val="p"/>
+            </m:rPr>
+            <m:t>M</m:t>
+          </m:r>
+          <m:sSup>
+            <m:e>
+              <m:r>
+                <m:rPr>
+                  <m:sty m:val="p"/>
+                </m:rPr>
+                <m:t>n</m:t>
+              </m:r>
+            </m:e>
+            <m:sup>
+              <m:r>
+                <m:rPr>
+                  <m:sty m:val="p"/>
+                </m:rPr>
+                <m:t>2</m:t>
+              </m:r>
+              <m:r>
+                <m:rPr>
+                  <m:sty m:val="p"/>
+                </m:rPr>
+                <m:t>+</m:t>
+              </m:r>
+            </m:sup>
+          </m:sSup>
+          <m:limUpp>
+            <m:e>
+              <m:r>
+                <m:rPr>
+                  <m:sty m:val="p"/>
+                </m:rPr>
+                <m:t>→</m:t>
+              </m:r>
+            </m:e>
+            <m:lim>
+              <m:r>
+                <m:rPr>
+                  <m:sty m:val="p"/>
+                </m:rPr>
+                <m:t>−</m:t>
+              </m:r>
+              <m:r>
+                <m:t>1.19</m:t>
+              </m:r>
+              <m:r>
+                <m:t> </m:t>
+              </m:r>
+              <m:r>
+                <m:rPr>
+                  <m:sty m:val="p"/>
+                </m:rPr>
+                <m:t>V</m:t>
+              </m:r>
+            </m:lim>
+          </m:limUpp>
+          <m:r>
+            <m:rPr>
+              <m:sty m:val="p"/>
+            </m:rPr>
+            <m:t>M</m:t>
+          </m:r>
+          <m:r>
+            <m:rPr>
+              <m:sty m:val="p"/>
+            </m:rPr>
+            <m:t>n</m:t>
+          </m:r>
+        </m:oMath>
+      </m:oMathPara>
+    </w:p>
+    <w:p>
+      <w:pPr>
+        <w:pStyle w:val="BlockText"/>
+      </w:pPr>
       <w:r>
         <w:rPr>
           <w:rFonts w:hint="eastAsia" w:ascii="Times New Roman" w:hAnsi="Times New Roman" w:eastAsia="FangSong" w:cs="Times New Roman"/>
@@ -24454,7 +24875,20 @@
         <w:rPr>
           <w:rFonts w:ascii="Times New Roman" w:hAnsi="Times New Roman" w:eastAsia="Times New Roman" w:cs="Times New Roman"/>
         </w:rPr>
-        <w:t xml:space="preserve"> `array` </w:t>
+        <w:t xml:space="preserve"> </w:t>
+      </w:r>
+      <w:r>
+        <w:rPr>
+          <w:rStyle w:val="VerbatimChar"/>
+          <w:rFonts w:ascii="Times New Roman" w:hAnsi="Times New Roman" w:eastAsia="Times New Roman" w:cs="Times New Roman"/>
+        </w:rPr>
+        <w:t xml:space="preserve">array</w:t>
+      </w:r>
+      <w:r>
+        <w:rPr>
+          <w:rFonts w:ascii="Times New Roman" w:hAnsi="Times New Roman" w:eastAsia="Times New Roman" w:cs="Times New Roman"/>
+        </w:rPr>
+        <w:t xml:space="preserve"> </w:t>
       </w:r>
       <w:r>
         <w:rPr>
@@ -24490,13 +24924,20 @@
         <w:rPr>
           <w:rFonts w:hint="eastAsia" w:ascii="Times New Roman" w:hAnsi="Times New Roman" w:eastAsia="Times New Roman" w:cs="Times New Roman"/>
         </w:rPr>
-        <w:t>；`1.68</w:t>
-      </w:r>
-      <w:r>
-        <w:rPr>
-          <w:rFonts w:ascii="Times New Roman" w:hAnsi="Times New Roman" w:eastAsia="Times New Roman" w:cs="Times New Roman"/>
-        </w:rPr>
-        <w:t xml:space="preserve"> V` </w:t>
+        <w:t>；</w:t>
+      </w:r>
+      <w:r>
+        <w:rPr>
+          <w:rStyle w:val="VerbatimChar"/>
+          <w:rFonts w:ascii="Times New Roman" w:hAnsi="Times New Roman" w:eastAsia="Times New Roman" w:cs="Times New Roman"/>
+        </w:rPr>
+        <w:t xml:space="preserve">1.68 V</w:t>
+      </w:r>
+      <w:r>
+        <w:rPr>
+          <w:rFonts w:ascii="Times New Roman" w:hAnsi="Times New Roman" w:eastAsia="Times New Roman" w:cs="Times New Roman"/>
+        </w:rPr>
+        <w:t xml:space="preserve"> </w:t>
       </w:r>
       <w:r>
         <w:rPr>
@@ -24508,7 +24949,97 @@
         <w:rPr>
           <w:rFonts w:ascii="Times New Roman" w:hAnsi="Times New Roman" w:eastAsia="Times New Roman" w:cs="Times New Roman"/>
         </w:rPr>
-        <w:t xml:space="preserve"> $\mathrm{MnO_4^-}/\mathrm{MnO_2}$ </w:t>
+        <w:t xml:space="preserve"> </w:t>
+      </w:r>
+      <m:oMath>
+        <m:oMathPr>
+          <m:ctrlPr>
+            <w:rPr>
+              <w:sz w:val="28"/>
+              <w:szCs w:val="28"/>
+            </w:rPr>
+          </m:ctrlPr>
+        </m:oMathPr>
+        <m:r>
+          <m:rPr>
+            <m:sty m:val="p"/>
+          </m:rPr>
+          <m:t>M</m:t>
+        </m:r>
+        <m:r>
+          <m:rPr>
+            <m:sty m:val="p"/>
+          </m:rPr>
+          <m:t>n</m:t>
+        </m:r>
+        <m:sSubSup>
+          <m:e>
+            <m:r>
+              <m:rPr>
+                <m:sty m:val="p"/>
+              </m:rPr>
+              <m:t>O</m:t>
+            </m:r>
+          </m:e>
+          <m:sub>
+            <m:r>
+              <m:rPr>
+                <m:sty m:val="p"/>
+              </m:rPr>
+              <m:t>4</m:t>
+            </m:r>
+          </m:sub>
+          <m:sup>
+            <m:r>
+              <m:rPr>
+                <m:sty m:val="p"/>
+              </m:rPr>
+              <m:t>−</m:t>
+            </m:r>
+          </m:sup>
+        </m:sSubSup>
+        <m:r>
+          <m:rPr>
+            <m:sty m:val="p"/>
+          </m:rPr>
+          <m:t>/</m:t>
+        </m:r>
+        <m:r>
+          <m:rPr>
+            <m:sty m:val="p"/>
+          </m:rPr>
+          <m:t>M</m:t>
+        </m:r>
+        <m:r>
+          <m:rPr>
+            <m:sty m:val="p"/>
+          </m:rPr>
+          <m:t>n</m:t>
+        </m:r>
+        <m:sSub>
+          <m:e>
+            <m:r>
+              <m:rPr>
+                <m:sty m:val="p"/>
+              </m:rPr>
+              <m:t>O</m:t>
+            </m:r>
+          </m:e>
+          <m:sub>
+            <m:r>
+              <m:rPr>
+                <m:sty m:val="p"/>
+              </m:rPr>
+              <m:t>2</m:t>
+            </m:r>
+          </m:sub>
+        </m:sSub>
+      </m:oMath>
+      <w:r>
+        <w:rPr>
+          <w:rFonts w:ascii="Times New Roman" w:hAnsi="Times New Roman" w:eastAsia="Times New Roman" w:cs="Times New Roman"/>
+        </w:rPr>
+        <w:t xml:space="preserve"> </w:t>
       </w:r>
       <w:r>
         <w:rPr>
@@ -24521,13 +25052,6 @@
           <w:rFonts w:hint="eastAsia" w:ascii="Times New Roman" w:hAnsi="Times New Roman" w:eastAsia="Times New Roman" w:cs="Times New Roman"/>
         </w:rPr>
         <w:t>。</w:t>
-      </w:r>
-      <w:r>
-        <w:rPr>
-          <w:rFonts w:ascii="Times New Roman" w:hAnsi="Times New Roman" w:eastAsia="Times New Roman" w:cs="Times New Roman"/>
-        </w:rPr>
-        <w:t xml:space="preserve">
-    $$</w:t>
       </w:r>
     </w:p>
     <w:p>

--- a/00-首页/题组Word/习题书/第四篇-元素与分析/第四篇-元素与分析-99-综合题-教师版.docx
+++ b/00-首页/题组Word/习题书/第四篇-元素与分析/第四篇-元素与分析-99-综合题-教师版.docx
@@ -16143,6 +16143,8 @@
     <w:p>
       <w:pPr>
         <w:pStyle w:val="FirstParagraph"/>
+        <w:ind w:left="480" w:hanging="480"/>
+        <w:spacing w:after="0"/>
       </w:pPr>
       <w:r>
         <w:rPr>
@@ -16297,6 +16299,13 @@
         </w:rPr>
         <w:t>得到一种白色沉淀</w:t>
       </w:r>
+    </w:p>
+    <w:p>
+      <w:pPr>
+        <w:pStyle w:val="FirstParagraph"/>
+        <w:ind w:left="480" w:hanging="480"/>
+        <w:spacing w:before="0" w:after="0"/>
+      </w:pPr>
       <w:r>
         <w:rPr>
           <w:rFonts w:hint="eastAsia" w:ascii="Times New Roman" w:hAnsi="Times New Roman" w:eastAsia="Times New Roman" w:cs="Times New Roman"/>
@@ -16345,6 +16354,13 @@
         </w:rPr>
         <w:t>得到组成相同的两种混合物</w:t>
       </w:r>
+    </w:p>
+    <w:p>
+      <w:pPr>
+        <w:pStyle w:val="FirstParagraph"/>
+        <w:ind w:left="480" w:hanging="480"/>
+        <w:spacing w:before="0" w:after="0"/>
+      </w:pPr>
       <w:r>
         <w:rPr>
           <w:rFonts w:hint="eastAsia" w:ascii="Times New Roman" w:hAnsi="Times New Roman" w:eastAsia="Times New Roman" w:cs="Times New Roman"/>
@@ -16357,6 +16373,13 @@
         </w:rPr>
         <w:t>和</w:t>
       </w:r>
+    </w:p>
+    <w:p>
+      <w:pPr>
+        <w:pStyle w:val="FirstParagraph"/>
+        <w:ind w:left="480" w:hanging="480"/>
+        <w:spacing w:before="0" w:after="180"/>
+      </w:pPr>
       <w:r>
         <w:rPr>
           <w:rFonts w:hint="eastAsia" w:ascii="Times New Roman" w:hAnsi="Times New Roman" w:eastAsia="Times New Roman" w:cs="Times New Roman"/>
@@ -18935,7 +18958,7 @@
         </w:rPr>
         <w:drawing>
           <wp:inline>
-            <wp:extent cx="3365500" cy="1943100"/>
+            <wp:extent cx="3365500" cy="1915746"/>
             <wp:effectExtent b="0" l="0" r="0" t="0"/>
             <wp:docPr descr="" title="" id="32" name="Picture"/>
             <a:graphic>
@@ -18956,7 +18979,7 @@
                   <pic:spPr bwMode="auto">
                     <a:xfrm>
                       <a:off x="0" y="0"/>
-                      <a:ext cx="3365500" cy="1943100"/>
+                      <a:ext cx="3365500" cy="1915746"/>
                     </a:xfrm>
                     <a:prstGeom prst="rect">
                       <a:avLst/>
@@ -19592,7 +19615,7 @@
         </w:rPr>
         <w:drawing>
           <wp:inline>
-            <wp:extent cx="3600000" cy="621362"/>
+            <wp:extent cx="3599999" cy="621362"/>
             <wp:effectExtent b="0" l="0" r="0" t="0"/>
             <wp:docPr descr="" title="" id="39" name="Picture"/>
             <a:graphic>
@@ -19613,7 +19636,7 @@
                   <pic:spPr bwMode="auto">
                     <a:xfrm>
                       <a:off x="0" y="0"/>
-                      <a:ext cx="3600000" cy="621362"/>
+                      <a:ext cx="3599999" cy="621362"/>
                     </a:xfrm>
                     <a:prstGeom prst="rect">
                       <a:avLst/>
@@ -20101,12 +20124,7 @@
       </w:r>
     </w:p>
     <w:p>
-      <w:pPr>
-        <w:numPr>
-          <w:ilvl w:val="0"/>
-          <w:numId w:val="1007"/>
-        </w:numPr>
-      </w:pPr>
+      <w:pPr/>
       <w:r>
         <w:rPr>
           <w:rFonts w:ascii="Times New Roman" w:hAnsi="Times New Roman" w:eastAsia="Times New Roman" w:cs="Times New Roman"/>
@@ -27943,10 +27961,6 @@
     <w:p>
       <w:pPr>
         <w:pStyle w:val="Compact"/>
-        <w:numPr>
-          <w:ilvl w:val="0"/>
-          <w:numId w:val="1010"/>
-        </w:numPr>
       </w:pPr>
       <w:r>
         <w:rPr>
@@ -35752,7 +35766,7 @@
         </w:rPr>
         <w:drawing>
           <wp:inline>
-            <wp:extent cx="3600000" cy="1824434"/>
+            <wp:extent cx="3599999" cy="1824434"/>
             <wp:effectExtent b="0" l="0" r="0" t="0"/>
             <wp:docPr descr="" title="" id="53" name="Picture"/>
             <a:graphic>
@@ -35773,7 +35787,7 @@
                   <pic:spPr bwMode="auto">
                     <a:xfrm>
                       <a:off x="0" y="0"/>
-                      <a:ext cx="3600000" cy="1824434"/>
+                      <a:ext cx="3599999" cy="1824434"/>
                     </a:xfrm>
                     <a:prstGeom prst="rect">
                       <a:avLst/>
@@ -36124,7 +36138,7 @@
         </w:rPr>
         <w:drawing>
           <wp:inline>
-            <wp:extent cx="3600000" cy="855412"/>
+            <wp:extent cx="3599996" cy="855412"/>
             <wp:effectExtent b="0" l="0" r="0" t="0"/>
             <wp:docPr descr="" title="" id="56" name="Picture"/>
             <a:graphic>
@@ -36145,7 +36159,7 @@
                   <pic:spPr bwMode="auto">
                     <a:xfrm>
                       <a:off x="0" y="0"/>
-                      <a:ext cx="3600000" cy="855412"/>
+                      <a:ext cx="3599996" cy="855412"/>
                     </a:xfrm>
                     <a:prstGeom prst="rect">
                       <a:avLst/>
@@ -37759,10 +37773,6 @@
     <w:p>
       <w:pPr>
         <w:pStyle w:val="Compact"/>
-        <w:numPr>
-          <w:ilvl w:val="0"/>
-          <w:numId w:val="1019"/>
-        </w:numPr>
       </w:pPr>
       <w:r>
         <w:rPr>
@@ -38709,7 +38719,7 @@
         </w:rPr>
         <w:drawing>
           <wp:inline>
-            <wp:extent cx="3600000" cy="1013692"/>
+            <wp:extent cx="3599995" cy="1013692"/>
             <wp:effectExtent b="0" l="0" r="0" t="0"/>
             <wp:docPr descr="" title="" id="60" name="Picture"/>
             <a:graphic>
@@ -38730,7 +38740,7 @@
                   <pic:spPr bwMode="auto">
                     <a:xfrm>
                       <a:off x="0" y="0"/>
-                      <a:ext cx="3600000" cy="1013692"/>
+                      <a:ext cx="3599995" cy="1013692"/>
                     </a:xfrm>
                     <a:prstGeom prst="rect">
                       <a:avLst/>
@@ -40968,7 +40978,7 @@
         </w:rPr>
         <w:drawing>
           <wp:inline>
-            <wp:extent cx="3600000" cy="1307678"/>
+            <wp:extent cx="3599997" cy="1307678"/>
             <wp:effectExtent b="0" l="0" r="0" t="0"/>
             <wp:docPr descr="" title="" id="64" name="Picture"/>
             <a:graphic>
@@ -40989,7 +40999,7 @@
                   <pic:spPr bwMode="auto">
                     <a:xfrm>
                       <a:off x="0" y="0"/>
-                      <a:ext cx="3600000" cy="1307678"/>
+                      <a:ext cx="3599997" cy="1307678"/>
                     </a:xfrm>
                     <a:prstGeom prst="rect">
                       <a:avLst/>
@@ -43421,7 +43431,7 @@
         </w:rPr>
         <w:drawing>
           <wp:inline>
-            <wp:extent cx="3600000" cy="1512285"/>
+            <wp:extent cx="3600000" cy="1496414"/>
             <wp:effectExtent b="0" l="0" r="0" t="0"/>
             <wp:docPr descr="" title="" id="68" name="Picture"/>
             <a:graphic>
@@ -43442,7 +43452,7 @@
                   <pic:spPr bwMode="auto">
                     <a:xfrm>
                       <a:off x="0" y="0"/>
-                      <a:ext cx="3600000" cy="1512285"/>
+                      <a:ext cx="3600000" cy="1496414"/>
                     </a:xfrm>
                     <a:prstGeom prst="rect">
                       <a:avLst/>
@@ -43839,12 +43849,7 @@
       </m:oMath>
     </w:p>
     <w:p>
-      <w:pPr>
-        <w:numPr>
-          <w:ilvl w:val="0"/>
-          <w:numId w:val="1026"/>
-        </w:numPr>
-      </w:pPr>
+      <w:pPr/>
       <w:r>
         <w:rPr>
           <w:rFonts w:ascii="Times New Roman" w:hAnsi="Times New Roman" w:eastAsia="Times New Roman" w:cs="Times New Roman"/>
@@ -45974,6 +45979,8 @@
           <w:ilvl w:val="0"/>
           <w:numId w:val="1027"/>
         </w:numPr>
+        <w:ind w:left="480" w:hanging="480"/>
+        <w:spacing w:after="0"/>
       </w:pPr>
       <m:oMath>
         <m:sSub>
@@ -46043,7 +46050,23 @@
         <w:rPr>
           <w:rFonts w:hint="eastAsia" w:ascii="Times New Roman" w:hAnsi="Times New Roman" w:eastAsia="Times New Roman" w:cs="Times New Roman"/>
         </w:rPr>
-        <w:t>____。A.</w:t>
+        <w:t>____。</w:t>
+      </w:r>
+    </w:p>
+    <w:p>
+      <w:pPr>
+        <w:numPr>
+          <w:ilvl w:val="0"/>
+          <w:numId w:val="1027"/>
+        </w:numPr>
+        <w:ind w:left="480" w:hanging="480"/>
+        <w:spacing w:before="0" w:after="0"/>
+      </w:pPr>
+      <w:r>
+        <w:rPr>
+          <w:rFonts w:hint="eastAsia" w:ascii="Times New Roman" w:hAnsi="Times New Roman" w:eastAsia="Times New Roman" w:cs="Times New Roman"/>
+        </w:rPr>
+        <w:t>A.</w:t>
       </w:r>
       <w:r>
         <w:rPr>
@@ -46061,7 +46084,23 @@
         <w:rPr>
           <w:rFonts w:ascii="Times New Roman" w:hAnsi="Times New Roman" w:eastAsia="Times New Roman" w:cs="Times New Roman"/>
         </w:rPr>
-        <w:t xml:space="preserve">　B. </w:t>
+        <w:t xml:space="preserve">　</w:t>
+      </w:r>
+    </w:p>
+    <w:p>
+      <w:pPr>
+        <w:numPr>
+          <w:ilvl w:val="0"/>
+          <w:numId w:val="1027"/>
+        </w:numPr>
+        <w:ind w:left="480" w:hanging="480"/>
+        <w:spacing w:before="0" w:after="0"/>
+      </w:pPr>
+      <w:r>
+        <w:rPr>
+          <w:rFonts w:ascii="Times New Roman" w:hAnsi="Times New Roman" w:eastAsia="Times New Roman" w:cs="Times New Roman"/>
+        </w:rPr>
+        <w:t xml:space="preserve">B. </w:t>
       </w:r>
       <w:r>
         <w:rPr>
@@ -46073,7 +46112,23 @@
         <w:rPr>
           <w:rFonts w:ascii="Times New Roman" w:hAnsi="Times New Roman" w:eastAsia="Times New Roman" w:cs="Times New Roman"/>
         </w:rPr>
-        <w:t xml:space="preserve">　C. </w:t>
+        <w:t xml:space="preserve">　</w:t>
+      </w:r>
+    </w:p>
+    <w:p>
+      <w:pPr>
+        <w:numPr>
+          <w:ilvl w:val="0"/>
+          <w:numId w:val="1027"/>
+        </w:numPr>
+        <w:ind w:left="480" w:hanging="480"/>
+        <w:spacing w:before="0" w:after="0"/>
+      </w:pPr>
+      <w:r>
+        <w:rPr>
+          <w:rFonts w:ascii="Times New Roman" w:hAnsi="Times New Roman" w:eastAsia="Times New Roman" w:cs="Times New Roman"/>
+        </w:rPr>
+        <w:t xml:space="preserve">C. </w:t>
       </w:r>
       <w:r>
         <w:rPr>
@@ -46085,7 +46140,23 @@
         <w:rPr>
           <w:rFonts w:ascii="Times New Roman" w:hAnsi="Times New Roman" w:eastAsia="Times New Roman" w:cs="Times New Roman"/>
         </w:rPr>
-        <w:t xml:space="preserve">　D. </w:t>
+        <w:t xml:space="preserve">　</w:t>
+      </w:r>
+    </w:p>
+    <w:p>
+      <w:pPr>
+        <w:numPr>
+          <w:ilvl w:val="0"/>
+          <w:numId w:val="1027"/>
+        </w:numPr>
+        <w:ind w:left="480" w:hanging="480"/>
+        <w:spacing w:before="0" w:after="180"/>
+      </w:pPr>
+      <w:r>
+        <w:rPr>
+          <w:rFonts w:ascii="Times New Roman" w:hAnsi="Times New Roman" w:eastAsia="Times New Roman" w:cs="Times New Roman"/>
+        </w:rPr>
+        <w:t xml:space="preserve">D. </w:t>
       </w:r>
       <w:r>
         <w:rPr>
@@ -46743,7 +46814,7 @@
         </w:rPr>
         <w:drawing>
           <wp:inline>
-            <wp:extent cx="3600000" cy="2485448"/>
+            <wp:extent cx="3600000" cy="2471473"/>
             <wp:effectExtent b="0" l="0" r="0" t="0"/>
             <wp:docPr descr="" title="" id="72" name="Picture"/>
             <a:graphic>
@@ -46764,7 +46835,7 @@
                   <pic:spPr bwMode="auto">
                     <a:xfrm>
                       <a:off x="0" y="0"/>
-                      <a:ext cx="3600000" cy="2485448"/>
+                      <a:ext cx="3600000" cy="2471473"/>
                     </a:xfrm>
                     <a:prstGeom prst="rect">
                       <a:avLst/>

--- a/00-首页/题组Word/习题书/第四篇-元素与分析/第四篇-元素与分析-99-综合题-教师版.docx
+++ b/00-首页/题组Word/习题书/第四篇-元素与分析/第四篇-元素与分析-99-综合题-教师版.docx
@@ -16143,8 +16143,6 @@
     <w:p>
       <w:pPr>
         <w:pStyle w:val="FirstParagraph"/>
-        <w:ind w:left="480" w:hanging="480"/>
-        <w:spacing w:after="0"/>
       </w:pPr>
       <w:r>
         <w:rPr>
@@ -16299,13 +16297,6 @@
         </w:rPr>
         <w:t>得到一种白色沉淀</w:t>
       </w:r>
-    </w:p>
-    <w:p>
-      <w:pPr>
-        <w:pStyle w:val="FirstParagraph"/>
-        <w:ind w:left="480" w:hanging="480"/>
-        <w:spacing w:before="0" w:after="0"/>
-      </w:pPr>
       <w:r>
         <w:rPr>
           <w:rFonts w:hint="eastAsia" w:ascii="Times New Roman" w:hAnsi="Times New Roman" w:eastAsia="Times New Roman" w:cs="Times New Roman"/>
@@ -16354,13 +16345,6 @@
         </w:rPr>
         <w:t>得到组成相同的两种混合物</w:t>
       </w:r>
-    </w:p>
-    <w:p>
-      <w:pPr>
-        <w:pStyle w:val="FirstParagraph"/>
-        <w:ind w:left="480" w:hanging="480"/>
-        <w:spacing w:before="0" w:after="0"/>
-      </w:pPr>
       <w:r>
         <w:rPr>
           <w:rFonts w:hint="eastAsia" w:ascii="Times New Roman" w:hAnsi="Times New Roman" w:eastAsia="Times New Roman" w:cs="Times New Roman"/>
@@ -16373,13 +16357,6 @@
         </w:rPr>
         <w:t>和</w:t>
       </w:r>
-    </w:p>
-    <w:p>
-      <w:pPr>
-        <w:pStyle w:val="FirstParagraph"/>
-        <w:ind w:left="480" w:hanging="480"/>
-        <w:spacing w:before="0" w:after="180"/>
-      </w:pPr>
       <w:r>
         <w:rPr>
           <w:rFonts w:hint="eastAsia" w:ascii="Times New Roman" w:hAnsi="Times New Roman" w:eastAsia="Times New Roman" w:cs="Times New Roman"/>

--- a/00-首页/题组Word/习题书/第四篇-元素与分析/第四篇-元素与分析-99-综合题-教师版.docx
+++ b/00-首页/题组Word/习题书/第四篇-元素与分析/第四篇-元素与分析-99-综合题-教师版.docx
@@ -3559,7 +3559,7 @@
         <m:sSubSup>
           <m:e>
             <m:r>
-              <m:t>​</m:t>
+              <m:t xml:space="preserve"> </m:t>
             </m:r>
           </m:e>
           <m:sub>
@@ -3642,7 +3642,7 @@
             <m:sSup>
               <m:e>
                 <m:r>
-                  <m:t>​</m:t>
+                  <m:t xml:space="preserve"> </m:t>
                 </m:r>
               </m:e>
               <m:sup>
@@ -3708,7 +3708,7 @@
             <m:sSup>
               <m:e>
                 <m:r>
-                  <m:t>​</m:t>
+                  <m:t xml:space="preserve"> </m:t>
                 </m:r>
               </m:e>
               <m:sup>
@@ -3802,7 +3802,7 @@
         <m:sSubSup>
           <m:e>
             <m:r>
-              <m:t>​</m:t>
+              <m:t xml:space="preserve"> </m:t>
             </m:r>
           </m:e>
           <m:sub>
@@ -3938,7 +3938,7 @@
         <m:sSubSup>
           <m:e>
             <m:r>
-              <m:t>​</m:t>
+              <m:t xml:space="preserve"> </m:t>
             </m:r>
           </m:e>
           <m:sub>
@@ -4086,7 +4086,7 @@
         <m:sSubSup>
           <m:e>
             <m:r>
-              <m:t>​</m:t>
+              <m:t xml:space="preserve"> </m:t>
             </m:r>
           </m:e>
           <m:sub>
@@ -4124,7 +4124,7 @@
               <m:rPr>
                 <m:sty m:val="p"/>
               </m:rPr>
-              <m:t>​</m:t>
+              <m:t xml:space="preserve"> </m:t>
             </m:r>
           </m:e>
           <m:sub>
@@ -4162,7 +4162,7 @@
               <m:rPr>
                 <m:sty m:val="p"/>
               </m:rPr>
-              <m:t>​</m:t>
+              <m:t xml:space="preserve"> </m:t>
             </m:r>
           </m:e>
           <m:sub>
@@ -4206,7 +4206,7 @@
               <m:rPr>
                 <m:sty m:val="p"/>
               </m:rPr>
-              <m:t>​</m:t>
+              <m:t xml:space="preserve"> </m:t>
             </m:r>
           </m:e>
           <m:sub>

--- a/00-首页/题组Word/习题书/第四篇-元素与分析/第四篇-元素与分析-99-综合题-教师版.docx
+++ b/00-首页/题组Word/习题书/第四篇-元素与分析/第四篇-元素与分析-99-综合题-教师版.docx
@@ -11154,15 +11154,7 @@
         </w:rPr>
         <w:t xml:space="preserve">查看答案</w:t>
       </w:r>
-    </w:p>
-    <w:p>
-      <w:pPr>
-        <w:pStyle w:val="BodyText"/>
-      </w:pPr>
-      <w:r>
-        <w:rPr>
-          <w:rFonts w:ascii="Times New Roman" w:hAnsi="Times New Roman" w:eastAsia="Times New Roman" w:cs="Times New Roman"/>
-        </w:rPr>
+      <w:r>
         <w:t xml:space="preserve">。</w:t>
       </w:r>
     </w:p>
@@ -21204,6 +21196,7 @@
     <w:p>
       <w:pPr>
         <w:pStyle w:val="BodyText"/>
+        <w:spacing w:before="0" w:after="0"/>
       </w:pPr>
       <w:r>
         <w:rPr>
@@ -21227,6 +21220,7 @@
     <w:p>
       <w:pPr>
         <w:pStyle w:val="BodyText"/>
+        <w:spacing w:before="0" w:after="0"/>
       </w:pPr>
       <w:r>
         <w:rPr>
@@ -21346,6 +21340,7 @@
     <w:p>
       <w:pPr>
         <w:pStyle w:val="BodyText"/>
+        <w:spacing w:before="0" w:after="0"/>
       </w:pPr>
       <w:r>
         <w:rPr>
@@ -21585,6 +21580,7 @@
     <w:p>
       <w:pPr>
         <w:pStyle w:val="BodyText"/>
+        <w:spacing w:before="0" w:after="0"/>
       </w:pPr>
       <w:r>
         <w:rPr>
@@ -31938,6 +31934,7 @@
     <w:p>
       <w:pPr>
         <w:pStyle w:val="BodyText"/>
+        <w:spacing w:before="0" w:after="0"/>
       </w:pPr>
       <w:r>
         <w:rPr>
@@ -32150,6 +32147,7 @@
     <w:p>
       <w:pPr>
         <w:pStyle w:val="BodyText"/>
+        <w:spacing w:before="0" w:after="0"/>
       </w:pPr>
       <w:r>
         <w:rPr>
@@ -32442,6 +32440,7 @@
     <w:p>
       <w:pPr>
         <w:pStyle w:val="BodyText"/>
+        <w:spacing w:before="0" w:after="0"/>
       </w:pPr>
       <w:r>
         <w:rPr>
@@ -32669,6 +32668,7 @@
     <w:p>
       <w:pPr>
         <w:pStyle w:val="BodyText"/>
+        <w:spacing w:before="0" w:after="0"/>
       </w:pPr>
       <w:r>
         <w:rPr>
@@ -36189,6 +36189,14 @@
       <w:tblPr>
         <w:tblStyle w:val="Table"/>
         <w:tblW w:type="auto" w:w="0"/>
+        <w:tblBorders>
+          <w:top w:val="single" w:sz="12" w:space="0" w:color="000000"/>
+          <w:left w:val="none" w:sz="0" w:space="0" w:color="auto"/>
+          <w:bottom w:val="single" w:sz="12" w:space="0" w:color="000000"/>
+          <w:right w:val="none" w:sz="0" w:space="0" w:color="auto"/>
+          <w:insideH w:val="none" w:sz="0" w:space="0" w:color="auto"/>
+          <w:insideV w:val="none" w:sz="0" w:space="0" w:color="auto"/>
+        </w:tblBorders>
         <w:tblLook w:firstRow="1" w:lastRow="0" w:firstColumn="0" w:lastColumn="0" w:noHBand="0" w:noVBand="0" w:val="0020"/>
       </w:tblPr>
       <w:tblGrid>
@@ -36202,7 +36210,11 @@
           <w:tblHeader w:val="on"/>
         </w:trPr>
         <w:tc>
-          <w:tcPr/>
+          <w:tcPr>
+            <w:tcBorders>
+              <w:bottom w:val="single" w:sz="8" w:space="0" w:color="000000"/>
+            </w:tcBorders>
+          </w:tcPr>
           <w:p>
             <w:pPr>
               <w:pStyle w:val="Compact"/>
@@ -36218,7 +36230,11 @@
           </w:p>
         </w:tc>
         <w:tc>
-          <w:tcPr/>
+          <w:tcPr>
+            <w:tcBorders>
+              <w:bottom w:val="single" w:sz="8" w:space="0" w:color="000000"/>
+            </w:tcBorders>
+          </w:tcPr>
           <w:p>
             <w:pPr>
               <w:pStyle w:val="Compact"/>
@@ -36269,7 +36285,11 @@
           </w:p>
         </w:tc>
         <w:tc>
-          <w:tcPr/>
+          <w:tcPr>
+            <w:tcBorders>
+              <w:bottom w:val="single" w:sz="8" w:space="0" w:color="000000"/>
+            </w:tcBorders>
+          </w:tcPr>
           <w:p>
             <w:pPr>
               <w:pStyle w:val="Compact"/>
@@ -36320,7 +36340,11 @@
           </w:p>
         </w:tc>
         <w:tc>
-          <w:tcPr/>
+          <w:tcPr>
+            <w:tcBorders>
+              <w:bottom w:val="single" w:sz="8" w:space="0" w:color="000000"/>
+            </w:tcBorders>
+          </w:tcPr>
           <w:p>
             <w:pPr>
               <w:pStyle w:val="Compact"/>
@@ -40416,6 +40440,14 @@
         <w:tblStyle w:val="Table"/>
         <w:tblW w:type="pct" w:w="5000"/>
         <w:tblLayout w:type="fixed"/>
+        <w:tblBorders>
+          <w:top w:val="single" w:sz="12" w:space="0" w:color="000000"/>
+          <w:left w:val="none" w:sz="0" w:space="0" w:color="auto"/>
+          <w:bottom w:val="single" w:sz="12" w:space="0" w:color="000000"/>
+          <w:right w:val="none" w:sz="0" w:space="0" w:color="auto"/>
+          <w:insideH w:val="none" w:sz="0" w:space="0" w:color="auto"/>
+          <w:insideV w:val="none" w:sz="0" w:space="0" w:color="auto"/>
+        </w:tblBorders>
         <w:tblLook w:firstRow="1" w:lastRow="0" w:firstColumn="0" w:lastColumn="0" w:noHBand="0" w:noVBand="0" w:val="0020"/>
       </w:tblPr>
       <w:tblGrid>
@@ -40430,7 +40462,11 @@
           <w:tblHeader w:val="on"/>
         </w:trPr>
         <w:tc>
-          <w:tcPr/>
+          <w:tcPr>
+            <w:tcBorders>
+              <w:bottom w:val="single" w:sz="8" w:space="0" w:color="000000"/>
+            </w:tcBorders>
+          </w:tcPr>
           <w:p>
             <w:pPr>
               <w:pStyle w:val="Compact"/>
@@ -40446,7 +40482,11 @@
           </w:p>
         </w:tc>
         <w:tc>
-          <w:tcPr/>
+          <w:tcPr>
+            <w:tcBorders>
+              <w:bottom w:val="single" w:sz="8" w:space="0" w:color="000000"/>
+            </w:tcBorders>
+          </w:tcPr>
           <w:p>
             <w:pPr>
               <w:pStyle w:val="Compact"/>
@@ -40476,7 +40516,11 @@
           </w:p>
         </w:tc>
         <w:tc>
-          <w:tcPr/>
+          <w:tcPr>
+            <w:tcBorders>
+              <w:bottom w:val="single" w:sz="8" w:space="0" w:color="000000"/>
+            </w:tcBorders>
+          </w:tcPr>
           <w:p>
             <w:pPr>
               <w:pStyle w:val="Compact"/>
@@ -40506,7 +40550,11 @@
           </w:p>
         </w:tc>
         <w:tc>
-          <w:tcPr/>
+          <w:tcPr>
+            <w:tcBorders>
+              <w:bottom w:val="single" w:sz="8" w:space="0" w:color="000000"/>
+            </w:tcBorders>
+          </w:tcPr>
           <w:p>
             <w:pPr>
               <w:pStyle w:val="Compact"/>
@@ -40529,7 +40577,11 @@
           </w:p>
         </w:tc>
         <w:tc>
-          <w:tcPr/>
+          <w:tcPr>
+            <w:tcBorders>
+              <w:bottom w:val="single" w:sz="8" w:space="0" w:color="000000"/>
+            </w:tcBorders>
+          </w:tcPr>
           <w:p>
             <w:pPr>
               <w:pStyle w:val="Compact"/>
@@ -43068,6 +43120,14 @@
       <w:tblPr>
         <w:tblStyle w:val="Table"/>
         <w:tblW w:type="auto" w:w="0"/>
+        <w:tblBorders>
+          <w:top w:val="single" w:sz="12" w:space="0" w:color="000000"/>
+          <w:left w:val="none" w:sz="0" w:space="0" w:color="auto"/>
+          <w:bottom w:val="single" w:sz="12" w:space="0" w:color="000000"/>
+          <w:right w:val="none" w:sz="0" w:space="0" w:color="auto"/>
+          <w:insideH w:val="none" w:sz="0" w:space="0" w:color="auto"/>
+          <w:insideV w:val="none" w:sz="0" w:space="0" w:color="auto"/>
+        </w:tblBorders>
         <w:tblLook w:firstRow="1" w:lastRow="0" w:firstColumn="0" w:lastColumn="0" w:noHBand="0" w:noVBand="0" w:val="0020"/>
       </w:tblPr>
       <w:tblGrid>
@@ -43082,7 +43142,11 @@
           <w:tblHeader w:val="on"/>
         </w:trPr>
         <w:tc>
-          <w:tcPr/>
+          <w:tcPr>
+            <w:tcBorders>
+              <w:bottom w:val="single" w:sz="8" w:space="0" w:color="000000"/>
+            </w:tcBorders>
+          </w:tcPr>
           <w:p>
             <w:pPr>
               <w:pStyle w:val="Compact"/>
@@ -43105,7 +43169,11 @@
           </w:p>
         </w:tc>
         <w:tc>
-          <w:tcPr/>
+          <w:tcPr>
+            <w:tcBorders>
+              <w:bottom w:val="single" w:sz="8" w:space="0" w:color="000000"/>
+            </w:tcBorders>
+          </w:tcPr>
           <w:p>
             <w:pPr>
               <w:pStyle w:val="Compact"/>
@@ -43121,7 +43189,11 @@
           </w:p>
         </w:tc>
         <w:tc>
-          <w:tcPr/>
+          <w:tcPr>
+            <w:tcBorders>
+              <w:bottom w:val="single" w:sz="8" w:space="0" w:color="000000"/>
+            </w:tcBorders>
+          </w:tcPr>
           <w:p>
             <w:pPr>
               <w:pStyle w:val="Compact"/>
@@ -43137,7 +43209,11 @@
           </w:p>
         </w:tc>
         <w:tc>
-          <w:tcPr/>
+          <w:tcPr>
+            <w:tcBorders>
+              <w:bottom w:val="single" w:sz="8" w:space="0" w:color="000000"/>
+            </w:tcBorders>
+          </w:tcPr>
           <w:p>
             <w:pPr>
               <w:pStyle w:val="Compact"/>
@@ -43153,7 +43229,11 @@
           </w:p>
         </w:tc>
         <w:tc>
-          <w:tcPr/>
+          <w:tcPr>
+            <w:tcBorders>
+              <w:bottom w:val="single" w:sz="8" w:space="0" w:color="000000"/>
+            </w:tcBorders>
+          </w:tcPr>
           <w:p>
             <w:pPr>
               <w:pStyle w:val="Compact"/>
@@ -45956,8 +46036,8 @@
           <w:ilvl w:val="0"/>
           <w:numId w:val="1027"/>
         </w:numPr>
+        <w:spacing w:before="0" w:after="0"/>
         <w:ind w:left="480" w:hanging="480"/>
-        <w:spacing w:after="0"/>
       </w:pPr>
       <m:oMath>
         <m:sSub>
@@ -46036,8 +46116,8 @@
           <w:ilvl w:val="0"/>
           <w:numId w:val="1027"/>
         </w:numPr>
+        <w:spacing w:before="0" w:after="0"/>
         <w:ind w:left="480" w:hanging="480"/>
-        <w:spacing w:before="0" w:after="0"/>
       </w:pPr>
       <w:r>
         <w:rPr>
@@ -46070,8 +46150,8 @@
           <w:ilvl w:val="0"/>
           <w:numId w:val="1027"/>
         </w:numPr>
+        <w:spacing w:before="0" w:after="0"/>
         <w:ind w:left="480" w:hanging="480"/>
-        <w:spacing w:before="0" w:after="0"/>
       </w:pPr>
       <w:r>
         <w:rPr>
@@ -46098,8 +46178,8 @@
           <w:ilvl w:val="0"/>
           <w:numId w:val="1027"/>
         </w:numPr>
+        <w:spacing w:before="0" w:after="0"/>
         <w:ind w:left="480" w:hanging="480"/>
-        <w:spacing w:before="0" w:after="0"/>
       </w:pPr>
       <w:r>
         <w:rPr>
@@ -46126,8 +46206,8 @@
           <w:ilvl w:val="0"/>
           <w:numId w:val="1027"/>
         </w:numPr>
+        <w:spacing w:before="0" w:after="0"/>
         <w:ind w:left="480" w:hanging="480"/>
-        <w:spacing w:before="0" w:after="180"/>
       </w:pPr>
       <w:r>
         <w:rPr>
@@ -49514,7 +49594,7 @@
     <ns0:rPr>
       <ns0:rFonts ns0:ascii="Times New Roman" ns0:cs="Times New Roman" ns0:eastAsia="SimHei" ns0:hAnsi="Times New Roman"/>
       <ns0:b/>
-      <ns0:color ns0:val="17324D"/>
+      <ns0:color ns0:val="000000"/>
       <ns0:sz ns0:val="44"/>
       <ns0:szCs ns0:val="56"/>
     </ns0:rPr>
@@ -49656,7 +49736,7 @@
     <ns0:rPr>
       <ns0:rFonts ns0:ascii="Times New Roman" ns0:cs="Times New Roman" ns0:eastAsia="SimHei" ns0:hAnsi="Times New Roman"/>
       <ns0:b/>
-      <ns0:color ns0:val="17324D"/>
+      <ns0:color ns0:val="000000"/>
       <ns0:sz ns0:val="32"/>
       <ns0:szCs ns0:val="40"/>
     </ns0:rPr>
@@ -49680,7 +49760,7 @@
     <ns0:rPr>
       <ns0:rFonts ns0:ascii="Times New Roman" ns0:cs="Times New Roman" ns0:eastAsia="SimHei" ns0:hAnsi="Times New Roman"/>
       <ns0:b/>
-      <ns0:color ns0:val="17324D"/>
+      <ns0:color ns0:val="000000"/>
       <ns0:sz ns0:val="28"/>
       <ns0:szCs ns0:val="32"/>
     </ns0:rPr>
@@ -49704,7 +49784,7 @@
     <ns0:rPr>
       <ns0:rFonts ns0:ascii="Times New Roman" ns0:cs="Times New Roman" ns0:eastAsia="SimHei" ns0:hAnsi="Times New Roman"/>
       <ns0:b/>
-      <ns0:color ns0:val="17324D"/>
+      <ns0:color ns0:val="000000"/>
       <ns0:sz ns0:val="25"/>
       <ns0:szCs ns0:val="28"/>
     </ns0:rPr>
